--- a/docs/files/f53_文雪_山东大学_延锋_YFSS - 2027 - 质量、物流、IT - 上海（2027届）（物流方向）.docx
+++ b/docs/files/f53_文雪_山东大学_延锋_YFSS - 2027 - 质量、物流、IT - 上海（2027届）（物流方向）.docx
@@ -357,7 +357,7 @@
                 <w:b w:val="0"/>
                 <w:sz w:val="21"/>
               </w:rPr>
-              <w:t>供应链计划/物流运营</w:t>
+              <w:t>供应链计划</w:t>
             </w:r>
           </w:p>
         </w:tc>
@@ -1718,7 +1718,7 @@
                 <w:b/>
                 <w:sz w:val="21"/>
               </w:rPr>
-              <w:t>课程实验・账套主管</w:t>
+              <w:t>课程实验项目（账套主管）</w:t>
             </w:r>
           </w:p>
         </w:tc>
